--- a/src/briefloop/template_assets/business-report-zh-t4.docx
+++ b/src/briefloop/template_assets/business-report-zh-t4.docx
@@ -27,7 +27,7 @@
         <w:rPr>
           <w:rFonts w:ascii="Arial" w:hAnsi="Arial" w:eastAsia="黑体"/>
           <w:b/>
-          <w:color w:val="003087"/>
+          <w:color w:val="1E2320"/>
           <w:sz w:val="44"/>
         </w:rPr>
         <w:t>{{title}}</w:t>
@@ -61,7 +61,7 @@
         <w:rPr>
           <w:rFonts w:ascii="Arial" w:hAnsi="Arial" w:eastAsia="黑体"/>
           <w:b/>
-          <w:color w:val="003087"/>
+          <w:color w:val="1E2320"/>
           <w:sz w:val="30"/>
         </w:rPr>
         <w:t>目录</w:t>
@@ -87,7 +87,7 @@
         <w:rPr>
           <w:rFonts w:ascii="Arial" w:hAnsi="Arial" w:eastAsia="黑体"/>
           <w:b/>
-          <w:color w:val="003087"/>
+          <w:color w:val="1E2320"/>
           <w:sz w:val="30"/>
         </w:rPr>
         <w:t>核心观点</w:t>
@@ -101,7 +101,7 @@
         <w:rPr>
           <w:rFonts w:ascii="Arial" w:hAnsi="Arial" w:eastAsia="黑体"/>
           <w:b/>
-          <w:color w:val="003087"/>
+          <w:color w:val="1E2320"/>
           <w:sz w:val="30"/>
         </w:rPr>
         <w:t>事件回顾</w:t>
@@ -115,7 +115,7 @@
         <w:rPr>
           <w:rFonts w:ascii="Arial" w:hAnsi="Arial" w:eastAsia="黑体"/>
           <w:b/>
-          <w:color w:val="003087"/>
+          <w:color w:val="1E2320"/>
           <w:sz w:val="30"/>
         </w:rPr>
         <w:t>影响分析</w:t>
@@ -129,7 +129,7 @@
         <w:rPr>
           <w:rFonts w:ascii="Arial" w:hAnsi="Arial" w:eastAsia="黑体"/>
           <w:b/>
-          <w:color w:val="003087"/>
+          <w:color w:val="1E2320"/>
           <w:sz w:val="30"/>
         </w:rPr>
         <w:t>数据附录</w:t>
@@ -143,7 +143,7 @@
         <w:rPr>
           <w:rFonts w:ascii="Arial" w:hAnsi="Arial" w:eastAsia="黑体"/>
           <w:b/>
-          <w:color w:val="003087"/>
+          <w:color w:val="1E2320"/>
           <w:sz w:val="30"/>
         </w:rPr>
         <w:t>风险提示</w:t>
@@ -744,10 +744,10 @@
       <w:spacing w:line="336" w:lineRule="auto"/>
     </w:pPr>
     <w:rPr>
-      <w:rFonts w:ascii="Arial" w:hAnsi="Arial" w:eastAsia="仿宋_GB2312"/>
+      <w:rFonts w:ascii="Arial" w:hAnsi="Arial" w:eastAsia="宋体"/>
       <w:b w:val="0"/>
       <w:color w:val="1E2320"/>
-      <w:sz w:val="28"/>
+      <w:sz w:val="24"/>
     </w:rPr>
   </w:style>
   <w:style w:type="paragraph" w:styleId="Header">
@@ -812,7 +812,7 @@
       <w:rFonts w:asciiTheme="majorHAnsi" w:eastAsiaTheme="majorEastAsia" w:hAnsiTheme="majorHAnsi" w:cstheme="majorBidi" w:ascii="Arial" w:hAnsi="Arial" w:eastAsia="黑体"/>
       <w:b/>
       <w:bCs/>
-      <w:color w:val="003087"/>
+      <w:color w:val="1E2320"/>
       <w:sz w:val="30"/>
       <w:szCs w:val="28"/>
     </w:rPr>
@@ -836,7 +836,7 @@
       <w:rFonts w:asciiTheme="majorHAnsi" w:eastAsiaTheme="majorEastAsia" w:hAnsiTheme="majorHAnsi" w:cstheme="majorBidi" w:ascii="Arial" w:hAnsi="Arial" w:eastAsia="黑体"/>
       <w:b/>
       <w:bCs/>
-      <w:color w:val="003087"/>
+      <w:color w:val="1E2320"/>
       <w:sz w:val="25"/>
       <w:szCs w:val="26"/>
     </w:rPr>
